--- a/deliverables/sample-package-fontana-demo.docx
+++ b/deliverables/sample-package-fontana-demo.docx
@@ -196,7 +196,7 @@
         <w:rPr>
           <w:rFonts w:ascii="Segoe UI" w:cs="Segoe UI" w:eastAsia="Segoe UI" w:hAnsi="Segoe UI"/>
         </w:rPr>
-        <w:t xml:space="preserve">v1.0 (sample)</w:t>
+        <w:t xml:space="preserve">v1.1 (sample)</w:t>
       </w:r>
     </w:p>
     <w:p>
@@ -508,13 +508,13 @@
           <w:b/>
           <w:bCs/>
         </w:rPr>
-        <w:t xml:space="preserve">Required documents (assemble per 2025 CFC §3201.3 construction-documents list): </w:t>
-      </w:r>
-      <w:r>
-        <w:rPr>
-          <w:rFonts w:ascii="Segoe UI" w:cs="Segoe UI" w:eastAsia="Segoe UI" w:hAnsi="Segoe UI"/>
-        </w:rPr>
-        <w:t xml:space="preserve">site/floor plan showing HPS area boundaries and dimensions; usable storage height per area; rack elevations and tier counts; aisle dimensions; commodity classification letter (Section 3); fire-protection summary (existing ESFR data, deflector clearance); transverse/longitudinal flue-space dimensions; smoke-removal and FD-access-door information; separate stamped rack structural/anchorage calcs to Building &amp; Safety.</w:t>
+        <w:t xml:space="preserve">Required documents (assemble per the 14-item 2025 CFC §3201.3 construction-documents list): </w:t>
+      </w:r>
+      <w:r>
+        <w:rPr>
+          <w:rFonts w:ascii="Segoe UI" w:cs="Segoe UI" w:eastAsia="Segoe UI" w:hAnsi="Segoe UI"/>
+        </w:rPr>
+        <w:t xml:space="preserve">site/floor plan showing HPS area boundaries and dimensions; usable storage height per area; rack elevations and tier counts; aisle dimensions; commodity classification letter (Section 3); type of fire protection systems (existing ESFR data, deflector clearance); ceiling and in-rack sprinkler valve locations; smoke removal and curtain board specifications; transverse/longitudinal flue-space dimensions; fire department access door locations; separate stamped rack structural/anchorage calcs to Building &amp; Safety.</w:t>
       </w:r>
     </w:p>
     <w:p>
@@ -652,7 +652,7 @@
           <w:sz w:val="19"/>
           <w:szCs w:val="19"/>
         </w:rPr>
-        <w:t xml:space="preserve">The specific provisions this project triggers — cited and mapped to the project. Not a Chapter 32 dump; only what applies, with why. Every citation is re-verified against the published 2025 CFC before a purchased package ships.</w:t>
+        <w:t xml:space="preserve">The specific provisions this project triggers — cited and mapped to the project. Not a Chapter 32 dump; only what applies, with why. Citations below are verified against the published 2025 CFC (January 2026 errata edition); the same verification pass precedes every purchased package.</w:t>
       </w:r>
     </w:p>
     <w:tbl>
@@ -826,7 +826,7 @@
                 <w:sz w:val="19"/>
                 <w:szCs w:val="19"/>
               </w:rPr>
-              <w:t xml:space="preserve">§3201 / §3202</w:t>
+              <w:t xml:space="preserve">§3201 / §3202; Ch. 2 definition</w:t>
             </w:r>
           </w:p>
         </w:tc>
@@ -853,7 +853,7 @@
                 <w:sz w:val="19"/>
                 <w:szCs w:val="19"/>
               </w:rPr>
-              <w:t xml:space="preserve">Scope &amp; definitions of high-piled combustible storage</w:t>
+              <w:t xml:space="preserve">Scope; high-piled storage defined in CFC Chapter 2 (via §3202) — over 12 ft, or over 6 ft for high-hazard commodities where required by the fire code official</w:t>
             </w:r>
           </w:p>
         </w:tc>
@@ -880,7 +880,7 @@
                 <w:sz w:val="19"/>
                 <w:szCs w:val="19"/>
               </w:rPr>
-              <w:t xml:space="preserve">Storage in racks to 32 ft — well above the 12-ft threshold — makes the 85,600 sf area high-piled combustible storage subject to Chapter 32.</w:t>
+              <w:t xml:space="preserve">Storage in racks to 32 ft — well above the 12-ft definition threshold — makes the 85,600 sf area high-piled combustible storage subject to Chapter 32.</w:t>
             </w:r>
           </w:p>
         </w:tc>
@@ -964,7 +964,7 @@
                 <w:sz w:val="19"/>
                 <w:szCs w:val="19"/>
               </w:rPr>
-              <w:t xml:space="preserve">Construction documents — what the plans must show</w:t>
+              <w:t xml:space="preserve">Construction documents — the 14-item list of what the plans must show</w:t>
             </w:r>
           </w:p>
         </w:tc>
@@ -991,7 +991,7 @@
                 <w:sz w:val="19"/>
                 <w:szCs w:val="19"/>
               </w:rPr>
-              <w:t xml:space="preserve">Drives the Section 1 document list: HPS area plan, storage height, commodity classes, aisles, flue spaces, suppression/detection data, FD access.</w:t>
+              <w:t xml:space="preserve">Drives the Section 1 document list: HPS area plan, storage height, commodity classes, aisles, flue spaces, type of fire protection systems, sprinkler valve locations, smoke removal/curtain board specifications, FD access door locations.</w:t>
             </w:r>
           </w:p>
         </w:tc>
@@ -1019,7 +1019,7 @@
                 <w:sz w:val="19"/>
                 <w:szCs w:val="19"/>
               </w:rPr>
-              <w:t xml:space="preserve">Verify exact 2025 numbering at issue</w:t>
+              <w:t xml:space="preserve">Confirmed — 2025 CFC, Jan 2026 errata</w:t>
             </w:r>
           </w:p>
         </w:tc>
@@ -1048,7 +1048,7 @@
                 <w:sz w:val="19"/>
                 <w:szCs w:val="19"/>
               </w:rPr>
-              <w:t xml:space="preserve">§3203</w:t>
+              <w:t xml:space="preserve">§3203.1 / §3203.9</w:t>
             </w:r>
           </w:p>
         </w:tc>
@@ -1075,7 +1075,7 @@
                 <w:sz w:val="19"/>
                 <w:szCs w:val="19"/>
               </w:rPr>
-              <w:t xml:space="preserve">Commodity classification basis</w:t>
+              <w:t xml:space="preserve">Commodity classification — Class I–IV / high-hazard per §3203.1; Group A plastics limits per §3203.9</w:t>
             </w:r>
           </w:p>
         </w:tc>
@@ -1215,7 +1215,7 @@
                 <w:sz w:val="19"/>
                 <w:szCs w:val="19"/>
               </w:rPr>
-              <w:t xml:space="preserve">Class I–IV band, HPS area 85,600 sf (over the 12,000 sf band): automatic sprinklers throughout the HPS area, smoke-and-heat removal, and fire-department access provisions govern.</w:t>
+              <w:t xml:space="preserve">Class I–IV band, HPS area 85,600 sf (over the 12,000 sf band): automatic sprinkler protection throughout the building or to 1-hour fire barriers per §3208.2; smoke-and-heat removal, subject to the Table 3206.2 note h ESFR exemption; and fire-department access provisions govern.</w:t>
             </w:r>
           </w:p>
         </w:tc>
@@ -1245,7 +1245,7 @@
                 <w:sz w:val="19"/>
                 <w:szCs w:val="19"/>
               </w:rPr>
-              <w:t xml:space="preserve">[EOR: confirm the governing row and each required option]</w:t>
+              <w:t xml:space="preserve">[EOR: confirm the governing row, each required option, and note h applicability — this building runs ESFR]</w:t>
             </w:r>
           </w:p>
         </w:tc>
@@ -1385,7 +1385,7 @@
                 <w:sz w:val="19"/>
                 <w:szCs w:val="19"/>
               </w:rPr>
-              <w:t xml:space="preserve">§3208</w:t>
+              <w:t xml:space="preserve">§3208.3 / Table 3208.3</w:t>
             </w:r>
           </w:p>
         </w:tc>
@@ -1412,7 +1412,7 @@
                 <w:sz w:val="19"/>
                 <w:szCs w:val="19"/>
               </w:rPr>
-              <w:t xml:space="preserve">Rack storage — flue spaces</w:t>
+              <w:t xml:space="preserve">Rack storage — transverse/longitudinal flue-space requirements</w:t>
             </w:r>
           </w:p>
         </w:tc>
@@ -1439,7 +1439,7 @@
                 <w:sz w:val="19"/>
                 <w:szCs w:val="19"/>
               </w:rPr>
-              <w:t xml:space="preserve">Double-row racks under ceiling-only ESFR: transverse/longitudinal flue-space requirements apply to the rack layout drawings.</w:t>
+              <w:t xml:space="preserve">Double-row racks under ceiling-only ESFR: flue-space widths per Table 3208.3 apply to the rack layout drawings.</w:t>
             </w:r>
           </w:p>
         </w:tc>
@@ -1467,7 +1467,7 @@
                 <w:sz w:val="19"/>
                 <w:szCs w:val="19"/>
               </w:rPr>
-              <w:t xml:space="preserve">Verify exact 2025 numbering at issue</w:t>
+              <w:t xml:space="preserve">Confirmed — 2025 CFC, Jan 2026 errata</w:t>
             </w:r>
           </w:p>
         </w:tc>
@@ -1831,7 +1831,7 @@
                 <w:sz w:val="19"/>
                 <w:szCs w:val="19"/>
               </w:rPr>
-              <w:t xml:space="preserve">CFC §3203; NFPA 13 commodity examples</w:t>
+              <w:t xml:space="preserve">CFC §3203.1; NFPA 13 commodity examples</w:t>
             </w:r>
           </w:p>
         </w:tc>
@@ -1968,7 +1968,7 @@
                 <w:sz w:val="19"/>
                 <w:szCs w:val="19"/>
               </w:rPr>
-              <w:t xml:space="preserve">CFC §3203</w:t>
+              <w:t xml:space="preserve">CFC §3203.1</w:t>
             </w:r>
           </w:p>
         </w:tc>
@@ -2105,7 +2105,7 @@
                 <w:sz w:val="19"/>
                 <w:szCs w:val="19"/>
               </w:rPr>
-              <w:t xml:space="preserve">CFC §3203; NFPA 13 plastics provisions</w:t>
+              <w:t xml:space="preserve">CFC §3203.1 / §3203.9; NFPA 13 plastics provisions</w:t>
             </w:r>
           </w:p>
         </w:tc>
@@ -2529,7 +2529,7 @@
                 <w:sz w:val="19"/>
                 <w:szCs w:val="19"/>
               </w:rPr>
-              <w:t xml:space="preserve">Storage height &gt; 12 ft (HPS trigger; &gt; 6 ft high-hazard)</w:t>
+              <w:t xml:space="preserve">Storage height &gt; 12 ft (CFC Ch. 2 definition via §3202; &gt; 6 ft for high-hazard where required by the fire code official)</w:t>
             </w:r>
           </w:p>
         </w:tc>
@@ -2940,220 +2940,8 @@
                 <w:sz w:val="19"/>
                 <w:szCs w:val="19"/>
               </w:rPr>
-              <w:t xml:space="preserve">Automatic sprinklers throughout the HPS area, smoke-and-heat removal, and FD access per the governing Table 3206.2 row.</w:t>
-            </w:r>
-          </w:p>
-        </w:tc>
-      </w:tr>
-      <w:tr>
-        <w:tc>
-          <w:tcPr>
-            <w:tcW w:type="dxa" w:w="2500"/>
-            <w:tcBorders>
-              <w:top w:val="single" w:color="D8DDE5" w:sz="4"/>
-              <w:left w:val="single" w:color="D8DDE5" w:sz="4"/>
-              <w:bottom w:val="single" w:color="D8DDE5" w:sz="4"/>
-              <w:right w:val="single" w:color="D8DDE5" w:sz="4"/>
-            </w:tcBorders>
-            <w:tcMar>
-              <w:top w:type="dxa" w:w="60"/>
-              <w:left w:type="dxa" w:w="100"/>
-              <w:bottom w:type="dxa" w:w="60"/>
-              <w:right w:type="dxa" w:w="100"/>
-            </w:tcMar>
-          </w:tcPr>
-          <w:p>
-            <w:r>
-              <w:rPr>
-                <w:rFonts w:ascii="Segoe UI" w:cs="Segoe UI" w:eastAsia="Segoe UI" w:hAnsi="Segoe UI"/>
-                <w:sz w:val="19"/>
-                <w:szCs w:val="19"/>
-              </w:rPr>
-              <w:t xml:space="preserve">HPS area &gt; 500,000 sf</w:t>
-            </w:r>
-          </w:p>
-        </w:tc>
-        <w:tc>
-          <w:tcPr>
-            <w:tcW w:type="dxa" w:w="1450"/>
-            <w:tcBorders>
-              <w:top w:val="single" w:color="D8DDE5" w:sz="4"/>
-              <w:left w:val="single" w:color="D8DDE5" w:sz="4"/>
-              <w:bottom w:val="single" w:color="D8DDE5" w:sz="4"/>
-              <w:right w:val="single" w:color="D8DDE5" w:sz="4"/>
-            </w:tcBorders>
-            <w:tcMar>
-              <w:top w:type="dxa" w:w="60"/>
-              <w:left w:type="dxa" w:w="100"/>
-              <w:bottom w:type="dxa" w:w="60"/>
-              <w:right w:type="dxa" w:w="100"/>
-            </w:tcMar>
-          </w:tcPr>
-          <w:p>
-            <w:r>
-              <w:rPr>
-                <w:rFonts w:ascii="Segoe UI" w:cs="Segoe UI" w:eastAsia="Segoe UI" w:hAnsi="Segoe UI"/>
-                <w:sz w:val="19"/>
-                <w:szCs w:val="19"/>
-              </w:rPr>
-              <w:t xml:space="preserve">85,600 sf</w:t>
-            </w:r>
-          </w:p>
-        </w:tc>
-        <w:tc>
-          <w:tcPr>
-            <w:tcW w:type="dxa" w:w="1050"/>
-            <w:tcBorders>
-              <w:top w:val="single" w:color="D8DDE5" w:sz="4"/>
-              <w:left w:val="single" w:color="D8DDE5" w:sz="4"/>
-              <w:bottom w:val="single" w:color="D8DDE5" w:sz="4"/>
-              <w:right w:val="single" w:color="D8DDE5" w:sz="4"/>
-            </w:tcBorders>
-            <w:tcMar>
-              <w:top w:type="dxa" w:w="60"/>
-              <w:left w:type="dxa" w:w="100"/>
-              <w:bottom w:type="dxa" w:w="60"/>
-              <w:right w:type="dxa" w:w="100"/>
-            </w:tcMar>
-          </w:tcPr>
-          <w:p>
-            <w:r>
-              <w:rPr>
-                <w:rFonts w:ascii="Segoe UI" w:cs="Segoe UI" w:eastAsia="Segoe UI" w:hAnsi="Segoe UI"/>
-                <w:sz w:val="19"/>
-                <w:szCs w:val="19"/>
-              </w:rPr>
-              <w:t xml:space="preserve">No</w:t>
-            </w:r>
-          </w:p>
-        </w:tc>
-        <w:tc>
-          <w:tcPr>
-            <w:tcW w:type="dxa" w:w="4360"/>
-            <w:tcBorders>
-              <w:top w:val="single" w:color="D8DDE5" w:sz="4"/>
-              <w:left w:val="single" w:color="D8DDE5" w:sz="4"/>
-              <w:bottom w:val="single" w:color="D8DDE5" w:sz="4"/>
-              <w:right w:val="single" w:color="D8DDE5" w:sz="4"/>
-            </w:tcBorders>
-            <w:tcMar>
-              <w:top w:type="dxa" w:w="60"/>
-              <w:left w:type="dxa" w:w="100"/>
-              <w:bottom w:type="dxa" w:w="60"/>
-              <w:right w:type="dxa" w:w="100"/>
-            </w:tcMar>
-          </w:tcPr>
-          <w:p>
-            <w:r>
-              <w:rPr>
-                <w:rFonts w:ascii="Segoe UI" w:cs="Segoe UI" w:eastAsia="Segoe UI" w:hAnsi="Segoe UI"/>
-                <w:sz w:val="19"/>
-                <w:szCs w:val="19"/>
-              </w:rPr>
-              <w:t xml:space="preserve">Not applicable.</w:t>
-            </w:r>
-          </w:p>
-        </w:tc>
-      </w:tr>
-      <w:tr>
-        <w:tc>
-          <w:tcPr>
-            <w:tcW w:type="dxa" w:w="2500"/>
-            <w:tcBorders>
-              <w:top w:val="single" w:color="D8DDE5" w:sz="4"/>
-              <w:left w:val="single" w:color="D8DDE5" w:sz="4"/>
-              <w:bottom w:val="single" w:color="D8DDE5" w:sz="4"/>
-              <w:right w:val="single" w:color="D8DDE5" w:sz="4"/>
-            </w:tcBorders>
-            <w:tcMar>
-              <w:top w:type="dxa" w:w="60"/>
-              <w:left w:type="dxa" w:w="100"/>
-              <w:bottom w:type="dxa" w:w="60"/>
-              <w:right w:type="dxa" w:w="100"/>
-            </w:tcMar>
-          </w:tcPr>
-          <w:p>
-            <w:r>
-              <w:rPr>
-                <w:rFonts w:ascii="Segoe UI" w:cs="Segoe UI" w:eastAsia="Segoe UI" w:hAnsi="Segoe UI"/>
-                <w:sz w:val="19"/>
-                <w:szCs w:val="19"/>
-              </w:rPr>
-              <w:t xml:space="preserve">Sprinkler design implications</w:t>
-            </w:r>
-          </w:p>
-        </w:tc>
-        <w:tc>
-          <w:tcPr>
-            <w:tcW w:type="dxa" w:w="1450"/>
-            <w:tcBorders>
-              <w:top w:val="single" w:color="D8DDE5" w:sz="4"/>
-              <w:left w:val="single" w:color="D8DDE5" w:sz="4"/>
-              <w:bottom w:val="single" w:color="D8DDE5" w:sz="4"/>
-              <w:right w:val="single" w:color="D8DDE5" w:sz="4"/>
-            </w:tcBorders>
-            <w:tcMar>
-              <w:top w:type="dxa" w:w="60"/>
-              <w:left w:type="dxa" w:w="100"/>
-              <w:bottom w:type="dxa" w:w="60"/>
-              <w:right w:type="dxa" w:w="100"/>
-            </w:tcMar>
-          </w:tcPr>
-          <w:p>
-            <w:r>
-              <w:rPr>
-                <w:rFonts w:ascii="Segoe UI" w:cs="Segoe UI" w:eastAsia="Segoe UI" w:hAnsi="Segoe UI"/>
-                <w:sz w:val="19"/>
-                <w:szCs w:val="19"/>
-              </w:rPr>
-              <w:t xml:space="preserve">ESFR K-16.8 @ 52 psi existing</w:t>
-            </w:r>
-          </w:p>
-        </w:tc>
-        <w:tc>
-          <w:tcPr>
-            <w:tcW w:type="dxa" w:w="1050"/>
-            <w:tcBorders>
-              <w:top w:val="single" w:color="D8DDE5" w:sz="4"/>
-              <w:left w:val="single" w:color="D8DDE5" w:sz="4"/>
-              <w:bottom w:val="single" w:color="D8DDE5" w:sz="4"/>
-              <w:right w:val="single" w:color="D8DDE5" w:sz="4"/>
-            </w:tcBorders>
-            <w:tcMar>
-              <w:top w:type="dxa" w:w="60"/>
-              <w:left w:type="dxa" w:w="100"/>
-              <w:bottom w:type="dxa" w:w="60"/>
-              <w:right w:type="dxa" w:w="100"/>
-            </w:tcMar>
-          </w:tcPr>
-          <w:p>
-            <w:r>
-              <w:rPr>
-                <w:rFonts w:ascii="Segoe UI" w:cs="Segoe UI" w:eastAsia="Segoe UI" w:hAnsi="Segoe UI"/>
-                <w:sz w:val="19"/>
-                <w:szCs w:val="19"/>
-              </w:rPr>
-              <w:t xml:space="preserve">—</w:t>
-            </w:r>
-          </w:p>
-        </w:tc>
-        <w:tc>
-          <w:tcPr>
-            <w:tcW w:type="dxa" w:w="4360"/>
-            <w:tcBorders>
-              <w:top w:val="single" w:color="D8DDE5" w:sz="4"/>
-              <w:left w:val="single" w:color="D8DDE5" w:sz="4"/>
-              <w:bottom w:val="single" w:color="D8DDE5" w:sz="4"/>
-              <w:right w:val="single" w:color="D8DDE5" w:sz="4"/>
-            </w:tcBorders>
-            <w:tcMar>
-              <w:top w:type="dxa" w:w="60"/>
-              <w:left w:type="dxa" w:w="100"/>
-              <w:bottom w:type="dxa" w:w="60"/>
-              <w:right w:type="dxa" w:w="100"/>
-            </w:tcMar>
-          </w:tcPr>
-          <w:p>
+              <w:t xml:space="preserve">Automatic sprinkler protection throughout the building or to 1-hour fire barriers per §3208.2; smoke-and-heat removal — Table 3206.2 note h exempts ESFR-protected buildings (≤250 ft exit access travel, ≤12 sprinklers per §903.3.1.1) </w:t>
+            </w:r>
             <w:r>
               <w:rPr>
                 <w:rFonts w:ascii="Segoe UI" w:cs="Segoe UI" w:eastAsia="Segoe UI" w:hAnsi="Segoe UI"/>
@@ -3163,6 +2951,237 @@
                 <w:sz w:val="19"/>
                 <w:szCs w:val="19"/>
               </w:rPr>
+              <w:t xml:space="preserve">[EOR: confirm note h applies — this building runs ESFR K-16.8]</w:t>
+            </w:r>
+            <w:r>
+              <w:rPr>
+                <w:rFonts w:ascii="Segoe UI" w:cs="Segoe UI" w:eastAsia="Segoe UI" w:hAnsi="Segoe UI"/>
+                <w:sz w:val="19"/>
+                <w:szCs w:val="19"/>
+              </w:rPr>
+              <w:t xml:space="preserve">; FD access per the governing row.</w:t>
+            </w:r>
+          </w:p>
+        </w:tc>
+      </w:tr>
+      <w:tr>
+        <w:tc>
+          <w:tcPr>
+            <w:tcW w:type="dxa" w:w="2500"/>
+            <w:tcBorders>
+              <w:top w:val="single" w:color="D8DDE5" w:sz="4"/>
+              <w:left w:val="single" w:color="D8DDE5" w:sz="4"/>
+              <w:bottom w:val="single" w:color="D8DDE5" w:sz="4"/>
+              <w:right w:val="single" w:color="D8DDE5" w:sz="4"/>
+            </w:tcBorders>
+            <w:tcMar>
+              <w:top w:type="dxa" w:w="60"/>
+              <w:left w:type="dxa" w:w="100"/>
+              <w:bottom w:type="dxa" w:w="60"/>
+              <w:right w:type="dxa" w:w="100"/>
+            </w:tcMar>
+          </w:tcPr>
+          <w:p>
+            <w:r>
+              <w:rPr>
+                <w:rFonts w:ascii="Segoe UI" w:cs="Segoe UI" w:eastAsia="Segoe UI" w:hAnsi="Segoe UI"/>
+                <w:sz w:val="19"/>
+                <w:szCs w:val="19"/>
+              </w:rPr>
+              <w:t xml:space="preserve">HPS area &gt; 500,000 sf</w:t>
+            </w:r>
+          </w:p>
+        </w:tc>
+        <w:tc>
+          <w:tcPr>
+            <w:tcW w:type="dxa" w:w="1450"/>
+            <w:tcBorders>
+              <w:top w:val="single" w:color="D8DDE5" w:sz="4"/>
+              <w:left w:val="single" w:color="D8DDE5" w:sz="4"/>
+              <w:bottom w:val="single" w:color="D8DDE5" w:sz="4"/>
+              <w:right w:val="single" w:color="D8DDE5" w:sz="4"/>
+            </w:tcBorders>
+            <w:tcMar>
+              <w:top w:type="dxa" w:w="60"/>
+              <w:left w:type="dxa" w:w="100"/>
+              <w:bottom w:type="dxa" w:w="60"/>
+              <w:right w:type="dxa" w:w="100"/>
+            </w:tcMar>
+          </w:tcPr>
+          <w:p>
+            <w:r>
+              <w:rPr>
+                <w:rFonts w:ascii="Segoe UI" w:cs="Segoe UI" w:eastAsia="Segoe UI" w:hAnsi="Segoe UI"/>
+                <w:sz w:val="19"/>
+                <w:szCs w:val="19"/>
+              </w:rPr>
+              <w:t xml:space="preserve">85,600 sf</w:t>
+            </w:r>
+          </w:p>
+        </w:tc>
+        <w:tc>
+          <w:tcPr>
+            <w:tcW w:type="dxa" w:w="1050"/>
+            <w:tcBorders>
+              <w:top w:val="single" w:color="D8DDE5" w:sz="4"/>
+              <w:left w:val="single" w:color="D8DDE5" w:sz="4"/>
+              <w:bottom w:val="single" w:color="D8DDE5" w:sz="4"/>
+              <w:right w:val="single" w:color="D8DDE5" w:sz="4"/>
+            </w:tcBorders>
+            <w:tcMar>
+              <w:top w:type="dxa" w:w="60"/>
+              <w:left w:type="dxa" w:w="100"/>
+              <w:bottom w:type="dxa" w:w="60"/>
+              <w:right w:type="dxa" w:w="100"/>
+            </w:tcMar>
+          </w:tcPr>
+          <w:p>
+            <w:r>
+              <w:rPr>
+                <w:rFonts w:ascii="Segoe UI" w:cs="Segoe UI" w:eastAsia="Segoe UI" w:hAnsi="Segoe UI"/>
+                <w:sz w:val="19"/>
+                <w:szCs w:val="19"/>
+              </w:rPr>
+              <w:t xml:space="preserve">No</w:t>
+            </w:r>
+          </w:p>
+        </w:tc>
+        <w:tc>
+          <w:tcPr>
+            <w:tcW w:type="dxa" w:w="4360"/>
+            <w:tcBorders>
+              <w:top w:val="single" w:color="D8DDE5" w:sz="4"/>
+              <w:left w:val="single" w:color="D8DDE5" w:sz="4"/>
+              <w:bottom w:val="single" w:color="D8DDE5" w:sz="4"/>
+              <w:right w:val="single" w:color="D8DDE5" w:sz="4"/>
+            </w:tcBorders>
+            <w:tcMar>
+              <w:top w:type="dxa" w:w="60"/>
+              <w:left w:type="dxa" w:w="100"/>
+              <w:bottom w:type="dxa" w:w="60"/>
+              <w:right w:type="dxa" w:w="100"/>
+            </w:tcMar>
+          </w:tcPr>
+          <w:p>
+            <w:r>
+              <w:rPr>
+                <w:rFonts w:ascii="Segoe UI" w:cs="Segoe UI" w:eastAsia="Segoe UI" w:hAnsi="Segoe UI"/>
+                <w:sz w:val="19"/>
+                <w:szCs w:val="19"/>
+              </w:rPr>
+              <w:t xml:space="preserve">Not applicable.</w:t>
+            </w:r>
+          </w:p>
+        </w:tc>
+      </w:tr>
+      <w:tr>
+        <w:tc>
+          <w:tcPr>
+            <w:tcW w:type="dxa" w:w="2500"/>
+            <w:tcBorders>
+              <w:top w:val="single" w:color="D8DDE5" w:sz="4"/>
+              <w:left w:val="single" w:color="D8DDE5" w:sz="4"/>
+              <w:bottom w:val="single" w:color="D8DDE5" w:sz="4"/>
+              <w:right w:val="single" w:color="D8DDE5" w:sz="4"/>
+            </w:tcBorders>
+            <w:tcMar>
+              <w:top w:type="dxa" w:w="60"/>
+              <w:left w:type="dxa" w:w="100"/>
+              <w:bottom w:type="dxa" w:w="60"/>
+              <w:right w:type="dxa" w:w="100"/>
+            </w:tcMar>
+          </w:tcPr>
+          <w:p>
+            <w:r>
+              <w:rPr>
+                <w:rFonts w:ascii="Segoe UI" w:cs="Segoe UI" w:eastAsia="Segoe UI" w:hAnsi="Segoe UI"/>
+                <w:sz w:val="19"/>
+                <w:szCs w:val="19"/>
+              </w:rPr>
+              <w:t xml:space="preserve">Sprinkler design implications</w:t>
+            </w:r>
+          </w:p>
+        </w:tc>
+        <w:tc>
+          <w:tcPr>
+            <w:tcW w:type="dxa" w:w="1450"/>
+            <w:tcBorders>
+              <w:top w:val="single" w:color="D8DDE5" w:sz="4"/>
+              <w:left w:val="single" w:color="D8DDE5" w:sz="4"/>
+              <w:bottom w:val="single" w:color="D8DDE5" w:sz="4"/>
+              <w:right w:val="single" w:color="D8DDE5" w:sz="4"/>
+            </w:tcBorders>
+            <w:tcMar>
+              <w:top w:type="dxa" w:w="60"/>
+              <w:left w:type="dxa" w:w="100"/>
+              <w:bottom w:type="dxa" w:w="60"/>
+              <w:right w:type="dxa" w:w="100"/>
+            </w:tcMar>
+          </w:tcPr>
+          <w:p>
+            <w:r>
+              <w:rPr>
+                <w:rFonts w:ascii="Segoe UI" w:cs="Segoe UI" w:eastAsia="Segoe UI" w:hAnsi="Segoe UI"/>
+                <w:sz w:val="19"/>
+                <w:szCs w:val="19"/>
+              </w:rPr>
+              <w:t xml:space="preserve">ESFR K-16.8 @ 52 psi existing</w:t>
+            </w:r>
+          </w:p>
+        </w:tc>
+        <w:tc>
+          <w:tcPr>
+            <w:tcW w:type="dxa" w:w="1050"/>
+            <w:tcBorders>
+              <w:top w:val="single" w:color="D8DDE5" w:sz="4"/>
+              <w:left w:val="single" w:color="D8DDE5" w:sz="4"/>
+              <w:bottom w:val="single" w:color="D8DDE5" w:sz="4"/>
+              <w:right w:val="single" w:color="D8DDE5" w:sz="4"/>
+            </w:tcBorders>
+            <w:tcMar>
+              <w:top w:type="dxa" w:w="60"/>
+              <w:left w:type="dxa" w:w="100"/>
+              <w:bottom w:type="dxa" w:w="60"/>
+              <w:right w:type="dxa" w:w="100"/>
+            </w:tcMar>
+          </w:tcPr>
+          <w:p>
+            <w:r>
+              <w:rPr>
+                <w:rFonts w:ascii="Segoe UI" w:cs="Segoe UI" w:eastAsia="Segoe UI" w:hAnsi="Segoe UI"/>
+                <w:sz w:val="19"/>
+                <w:szCs w:val="19"/>
+              </w:rPr>
+              <w:t xml:space="preserve">—</w:t>
+            </w:r>
+          </w:p>
+        </w:tc>
+        <w:tc>
+          <w:tcPr>
+            <w:tcW w:type="dxa" w:w="4360"/>
+            <w:tcBorders>
+              <w:top w:val="single" w:color="D8DDE5" w:sz="4"/>
+              <w:left w:val="single" w:color="D8DDE5" w:sz="4"/>
+              <w:bottom w:val="single" w:color="D8DDE5" w:sz="4"/>
+              <w:right w:val="single" w:color="D8DDE5" w:sz="4"/>
+            </w:tcBorders>
+            <w:tcMar>
+              <w:top w:type="dxa" w:w="60"/>
+              <w:left w:type="dxa" w:w="100"/>
+              <w:bottom w:type="dxa" w:w="60"/>
+              <w:right w:type="dxa" w:w="100"/>
+            </w:tcMar>
+          </w:tcPr>
+          <w:p>
+            <w:r>
+              <w:rPr>
+                <w:rFonts w:ascii="Segoe UI" w:cs="Segoe UI" w:eastAsia="Segoe UI" w:hAnsi="Segoe UI"/>
+                <w:b/>
+                <w:bCs/>
+                <w:color w:val="1C2230"/>
+                <w:sz w:val="19"/>
+                <w:szCs w:val="19"/>
+              </w:rPr>
               <w:t xml:space="preserve">[EOR: adequacy of the existing ESFR scheme for Group A unexpanded plastics at 32 ft storage / 36 ft ceiling is a fire-protection-engineering determination — flagged, not designed by PermitWright.]</w:t>
             </w:r>
           </w:p>
@@ -3171,43 +3190,7 @@
     </w:tbl>
     <w:p>
       <w:pPr>
-        <w:spacing w:before="200"/>
-      </w:pPr>
-      <w:r>
-        <w:rPr>
-          <w:rFonts w:ascii="Segoe UI" w:cs="Segoe UI" w:eastAsia="Segoe UI" w:hAnsi="Segoe UI"/>
-          <w:b/>
-          <w:bCs/>
-        </w:rPr>
-        <w:t xml:space="preserve">Summary: </w:t>
-      </w:r>
-      <w:r>
-        <w:rPr>
-          <w:rFonts w:ascii="Segoe UI" w:cs="Segoe UI" w:eastAsia="Segoe UI" w:hAnsi="Segoe UI"/>
-        </w:rPr>
-        <w:t xml:space="preserve">This project is a proposed Class IV / Group A (unexpanded), 85,600 sf high-piled storage application requiring an FHPS permit from Fontana Fire with sprinkler-adequacy verification by the engineer of record, plus a separate rack structural/anchorage permit through Building &amp; Safety.</w:t>
-      </w:r>
-    </w:p>
-    <w:p>
-      <w:pPr>
-        <w:pStyle w:val="Heading1"/>
-        <w:pageBreakBefore/>
-      </w:pPr>
-      <w:r>
-        <w:rPr>
-          <w:rFonts w:ascii="Segoe UI" w:cs="Segoe UI" w:eastAsia="Segoe UI" w:hAnsi="Segoe UI"/>
-          <w:b/>
-          <w:bCs/>
-          <w:color w:val="1C2230"/>
-          <w:sz w:val="26"/>
-          <w:szCs w:val="26"/>
-        </w:rPr>
-        <w:t xml:space="preserve">SECTION 5 — DRAFT PERMIT NARRATIVE</w:t>
-      </w:r>
-    </w:p>
-    <w:p>
-      <w:pPr>
-        <w:spacing w:after="160"/>
+        <w:spacing w:before="120"/>
       </w:pPr>
       <w:r>
         <w:rPr>
@@ -3218,6 +3201,58 @@
           <w:sz w:val="19"/>
           <w:szCs w:val="19"/>
         </w:rPr>
+        <w:t xml:space="preserve">Area bands above are the Class I–IV columns of Table 3206.2; high-hazard commodity bands differ (top band 300,000 sf).</w:t>
+      </w:r>
+    </w:p>
+    <w:p>
+      <w:pPr>
+        <w:spacing w:before="200"/>
+      </w:pPr>
+      <w:r>
+        <w:rPr>
+          <w:rFonts w:ascii="Segoe UI" w:cs="Segoe UI" w:eastAsia="Segoe UI" w:hAnsi="Segoe UI"/>
+          <w:b/>
+          <w:bCs/>
+        </w:rPr>
+        <w:t xml:space="preserve">Summary: </w:t>
+      </w:r>
+      <w:r>
+        <w:rPr>
+          <w:rFonts w:ascii="Segoe UI" w:cs="Segoe UI" w:eastAsia="Segoe UI" w:hAnsi="Segoe UI"/>
+        </w:rPr>
+        <w:t xml:space="preserve">This project is a proposed Class IV / Group A (unexpanded), 85,600 sf high-piled storage application requiring an FHPS permit from Fontana Fire with sprinkler-adequacy verification by the engineer of record, plus a separate rack structural/anchorage permit through Building &amp; Safety.</w:t>
+      </w:r>
+    </w:p>
+    <w:p>
+      <w:pPr>
+        <w:pStyle w:val="Heading1"/>
+        <w:pageBreakBefore/>
+      </w:pPr>
+      <w:r>
+        <w:rPr>
+          <w:rFonts w:ascii="Segoe UI" w:cs="Segoe UI" w:eastAsia="Segoe UI" w:hAnsi="Segoe UI"/>
+          <w:b/>
+          <w:bCs/>
+          <w:color w:val="1C2230"/>
+          <w:sz w:val="26"/>
+          <w:szCs w:val="26"/>
+        </w:rPr>
+        <w:t xml:space="preserve">SECTION 5 — DRAFT PERMIT NARRATIVE</w:t>
+      </w:r>
+    </w:p>
+    <w:p>
+      <w:pPr>
+        <w:spacing w:after="160"/>
+      </w:pPr>
+      <w:r>
+        <w:rPr>
+          <w:rFonts w:ascii="Segoe UI" w:cs="Segoe UI" w:eastAsia="Segoe UI" w:hAnsi="Segoe UI"/>
+          <w:i/>
+          <w:iCs/>
+          <w:color w:val="5B6470"/>
+          <w:sz w:val="19"/>
+          <w:szCs w:val="19"/>
+        </w:rPr>
         <w:t xml:space="preserve">Formatted to Fontana's conventions, written to be adapted, finalized, and stamped by the engineer of record.</w:t>
       </w:r>
     </w:p>
@@ -3272,7 +3307,7 @@
         <w:rPr>
           <w:rFonts w:ascii="Segoe UI" w:cs="Segoe UI" w:eastAsia="Segoe UI" w:hAnsi="Segoe UI"/>
         </w:rPr>
-        <w:t xml:space="preserve">Storage height exceeds 12 ft, placing the project under 2025 CFC Chapter 32. The 85,600 sf HPS area crosses the 500 / 2,500 / 12,000 sf thresholds, engaging the governing Table 3206.2 row for Class I–IV commodities over 12,000 sf: automatic sprinkler protection throughout the HPS area, smoke-and-heat removal, and fire-department access provisions. Aisle widths (10 ft provided) satisfy the §3206.10 minimums as laid out. Rack flue-space provisions apply to the rack drawings.</w:t>
+        <w:t xml:space="preserve">Storage height exceeds the 12-ft high-piled-storage definition (CFC Chapter 2, via §3202), placing the project under 2025 CFC Chapter 32. The 85,600 sf HPS area crosses the 500 / 2,500 / 12,000 sf thresholds, engaging the governing Table 3206.2 row for Class I–IV commodities over 12,000 sf: automatic sprinkler protection throughout the building or to 1-hour fire barriers per §3208.2, smoke-and-heat removal subject to the Table 3206.2 note h ESFR exemption, and fire-department access provisions. Aisle widths (10 ft provided) satisfy the §3206.10 minimums as laid out. Rack flue-space requirements per §3208.3 / Table 3208.3 apply to the rack drawings.</w:t>
       </w:r>
     </w:p>
     <w:p>
@@ -3592,7 +3627,7 @@
         <w:rPr>
           <w:rFonts w:ascii="Segoe UI" w:cs="Segoe UI" w:eastAsia="Segoe UI" w:hAnsi="Segoe UI"/>
         </w:rPr>
-        <w:t xml:space="preserve">2025 California Fire Code (Title 24, Part 9; effective January 1, 2026) — Chapter 32 sections and Table 3206.2 as cited.</w:t>
+        <w:t xml:space="preserve">2025 California Fire Code (Title 24, Part 9; effective January 1, 2026; January 2026 errata edition) — Chapter 32 sections and Table 3206.2 as cited; all citations verified on codes.iccsafe.org, July 7, 2026.</w:t>
       </w:r>
     </w:p>
     <w:p>
@@ -3872,6 +3907,89 @@
                 <w:szCs w:val="19"/>
               </w:rPr>
               <w:t xml:space="preserve">Sample issue — fictional demonstration project</w:t>
+            </w:r>
+          </w:p>
+        </w:tc>
+      </w:tr>
+      <w:tr>
+        <w:tc>
+          <w:tcPr>
+            <w:tcW w:type="dxa" w:w="1500"/>
+            <w:tcBorders>
+              <w:top w:val="single" w:color="D8DDE5" w:sz="4"/>
+              <w:left w:val="single" w:color="D8DDE5" w:sz="4"/>
+              <w:bottom w:val="single" w:color="D8DDE5" w:sz="4"/>
+              <w:right w:val="single" w:color="D8DDE5" w:sz="4"/>
+            </w:tcBorders>
+            <w:tcMar>
+              <w:top w:type="dxa" w:w="60"/>
+              <w:left w:type="dxa" w:w="100"/>
+              <w:bottom w:type="dxa" w:w="60"/>
+              <w:right w:type="dxa" w:w="100"/>
+            </w:tcMar>
+          </w:tcPr>
+          <w:p>
+            <w:r>
+              <w:rPr>
+                <w:rFonts w:ascii="Segoe UI" w:cs="Segoe UI" w:eastAsia="Segoe UI" w:hAnsi="Segoe UI"/>
+                <w:sz w:val="19"/>
+                <w:szCs w:val="19"/>
+              </w:rPr>
+              <w:t xml:space="preserve">v1.1</w:t>
+            </w:r>
+          </w:p>
+        </w:tc>
+        <w:tc>
+          <w:tcPr>
+            <w:tcW w:type="dxa" w:w="2000"/>
+            <w:tcBorders>
+              <w:top w:val="single" w:color="D8DDE5" w:sz="4"/>
+              <w:left w:val="single" w:color="D8DDE5" w:sz="4"/>
+              <w:bottom w:val="single" w:color="D8DDE5" w:sz="4"/>
+              <w:right w:val="single" w:color="D8DDE5" w:sz="4"/>
+            </w:tcBorders>
+            <w:tcMar>
+              <w:top w:type="dxa" w:w="60"/>
+              <w:left w:type="dxa" w:w="100"/>
+              <w:bottom w:type="dxa" w:w="60"/>
+              <w:right w:type="dxa" w:w="100"/>
+            </w:tcMar>
+          </w:tcPr>
+          <w:p>
+            <w:r>
+              <w:rPr>
+                <w:rFonts w:ascii="Segoe UI" w:cs="Segoe UI" w:eastAsia="Segoe UI" w:hAnsi="Segoe UI"/>
+                <w:sz w:val="19"/>
+                <w:szCs w:val="19"/>
+              </w:rPr>
+              <w:t xml:space="preserve">07/07/2026</w:t>
+            </w:r>
+          </w:p>
+        </w:tc>
+        <w:tc>
+          <w:tcPr>
+            <w:tcW w:type="dxa" w:w="5860"/>
+            <w:tcBorders>
+              <w:top w:val="single" w:color="D8DDE5" w:sz="4"/>
+              <w:left w:val="single" w:color="D8DDE5" w:sz="4"/>
+              <w:bottom w:val="single" w:color="D8DDE5" w:sz="4"/>
+              <w:right w:val="single" w:color="D8DDE5" w:sz="4"/>
+            </w:tcBorders>
+            <w:tcMar>
+              <w:top w:type="dxa" w:w="60"/>
+              <w:left w:type="dxa" w:w="100"/>
+              <w:bottom w:type="dxa" w:w="60"/>
+              <w:right w:type="dxa" w:w="100"/>
+            </w:tcMar>
+          </w:tcPr>
+          <w:p>
+            <w:r>
+              <w:rPr>
+                <w:rFonts w:ascii="Segoe UI" w:cs="Segoe UI" w:eastAsia="Segoe UI" w:hAnsi="Segoe UI"/>
+                <w:sz w:val="19"/>
+                <w:szCs w:val="19"/>
+              </w:rPr>
+              <w:t xml:space="preserve">Citations verified against the published 2025 CFC (January 2026 errata); verification notes removed</w:t>
             </w:r>
           </w:p>
         </w:tc>

--- a/deliverables/sample-package-fontana-demo.docx
+++ b/deliverables/sample-package-fontana-demo.docx
@@ -163,7 +163,7 @@
         <w:rPr>
           <w:rFonts w:ascii="Segoe UI" w:cs="Segoe UI" w:eastAsia="Segoe UI" w:hAnsi="Segoe UI"/>
         </w:rPr>
-        <w:t xml:space="preserve">Uriel Rojas · PermitWright · uriel@permitwright.com</w:t>
+        <w:t xml:space="preserve">Uriel Rojas · PermitWright LLC · uriel@permitwright.com</w:t>
       </w:r>
     </w:p>
     <w:p>
